--- a/pr-preview/pr-380/chapters/teaching.docx
+++ b/pr-preview/pr-380/chapters/teaching.docx
@@ -15,7 +15,7 @@
         <w:pStyle w:val="Date"/>
       </w:pPr>
       <w:r>
-        <w:t xml:space="preserve">Last modified: 2026-10-26 23:14:28 (PDT)</w:t>
+        <w:t xml:space="preserve">Last modified: 2026-10-26 23:27:36 (PDT)</w:t>
       </w:r>
     </w:p>
     <w:tbl>
@@ -6150,7 +6150,7 @@
         <w:t xml:space="preserve"> </w:t>
       </w:r>
       <w:r>
-        <w:t xml:space="preserve">and two graders reconstruct different ones.</w:t>
+        <w:t xml:space="preserve">and two graders reconstruct different items.</w:t>
       </w:r>
     </w:p>
     <w:p>
@@ -6186,7 +6186,7 @@
         <w:t xml:space="preserve"> </w:t>
       </w:r>
       <w:r>
-        <w:t xml:space="preserve">and say so in the heading.</w:t>
+        <w:t xml:space="preserve">and state that total in the line that introduces the checklist.</w:t>
       </w:r>
     </w:p>
     <w:p>
@@ -6204,7 +6204,7 @@
         <w:t xml:space="preserve"> </w:t>
       </w:r>
       <w:r>
-        <w:t xml:space="preserve">Name the answer or the evidence that earns it, as in</w:t>
+        <w:t xml:space="preserve">Name the answer or the evidence that meets the criterion, as in</w:t>
       </w:r>
       <w:r>
         <w:t xml:space="preserve"> </w:t>
@@ -6225,13 +6225,25 @@
         </w:numPr>
       </w:pPr>
       <w:r>
-        <w:t xml:space="preserve">List an acceptable alternative answer as its own item,</w:t>
-      </w:r>
-      <w:r>
-        <w:t xml:space="preserve"> </w:t>
-      </w:r>
-      <w:r>
-        <w:t xml:space="preserve">or under the item it replaces, not in a separate paragraph.</w:t>
+        <w:t xml:space="preserve">List an acceptable alternative answer as a sub-bullet without points</w:t>
+      </w:r>
+      <w:r>
+        <w:t xml:space="preserve"> </w:t>
+      </w:r>
+      <w:r>
+        <w:t xml:space="preserve">under the item it also satisfies,</w:t>
+      </w:r>
+      <w:r>
+        <w:t xml:space="preserve"> </w:t>
+      </w:r>
+      <w:r>
+        <w:t xml:space="preserve">so the items still sum to the question’s points.</w:t>
+      </w:r>
+      <w:r>
+        <w:t xml:space="preserve"> </w:t>
+      </w:r>
+      <w:r>
+        <w:t xml:space="preserve">Do not put it in a separate paragraph.</w:t>
       </w:r>
     </w:p>
     <w:p>
@@ -6243,28 +6255,13 @@
         </w:numPr>
       </w:pPr>
       <w:r>
-        <w:t xml:space="preserve">Keep the rubric inside the</w:t>
-      </w:r>
-      <w:r>
-        <w:t xml:space="preserve"> </w:t>
-      </w:r>
-      <w:r>
-        <w:rPr>
-          <w:rStyle w:val="VerbatimChar"/>
-        </w:rPr>
-        <w:t xml:space="preserve">.sol</w:t>
-      </w:r>
-      <w:r>
-        <w:t xml:space="preserve"> </w:t>
-      </w:r>
-      <w:r>
-        <w:t xml:space="preserve">div, after the answer,</w:t>
-      </w:r>
-      <w:r>
-        <w:t xml:space="preserve"> </w:t>
-      </w:r>
-      <w:r>
-        <w:t xml:space="preserve">so the student copy never shows it.</w:t>
+        <w:t xml:space="preserve">Keep the rubric in the solution, after the answer,</w:t>
+      </w:r>
+      <w:r>
+        <w:t xml:space="preserve"> </w:t>
+      </w:r>
+      <w:r>
+        <w:t xml:space="preserve">so a course that withholds solutions from students withholds the rubric too.</w:t>
       </w:r>
     </w:p>
     <w:p>
@@ -6397,7 +6394,7 @@
         <w:rPr>
           <w:rStyle w:val="NormalTok"/>
         </w:rPr>
-        <w:t xml:space="preserve"> 2 points: gives $\vec r = \tp{</w:t>
+        <w:t xml:space="preserve"> 2 points: gives $\vresid = \tp{</w:t>
       </w:r>
       <w:r>
         <w:rPr>
@@ -6442,7 +6439,7 @@
         <w:rPr>
           <w:rStyle w:val="NormalTok"/>
         </w:rPr>
-        <w:t xml:space="preserve"> 1 point: computes $\dprod{\vx}{\vec r} = 0$.</w:t>
+        <w:t xml:space="preserve"> 1 point: computes $\dprod{\vx}{\vresid} = 0$.</w:t>
       </w:r>
       <w:r>
         <w:br/>
@@ -6463,7 +6460,7 @@
         <w:rPr>
           <w:rStyle w:val="NormalTok"/>
         </w:rPr>
-        <w:t xml:space="preserve"> 3 points: says $\vec r$ is orthogonal to $\vx$</w:t>
+        <w:t xml:space="preserve"> 3 points: says $\vresid$ is orthogonal to $\vx$</w:t>
       </w:r>
       <w:r>
         <w:br/>
@@ -6472,7 +6469,7 @@
         <w:rPr>
           <w:rStyle w:val="NormalTok"/>
         </w:rPr>
-        <w:t xml:space="preserve">  and links that to the normal equation.</w:t>
+        <w:t xml:space="preserve">  and links this orthogonality to the normal equation.</w:t>
       </w:r>
     </w:p>
     <w:p>

--- a/pr-preview/pr-380/chapters/teaching.docx
+++ b/pr-preview/pr-380/chapters/teaching.docx
@@ -15,7 +15,7 @@
         <w:pStyle w:val="Date"/>
       </w:pPr>
       <w:r>
-        <w:t xml:space="preserve">Last modified: 2026-10-26 23:27:36 (PDT)</w:t>
+        <w:t xml:space="preserve">Last modified: 2026-10-26 23:34:58 (PDT)</w:t>
       </w:r>
     </w:p>
     <w:tbl>
@@ -6126,7 +6126,7 @@
         <w:t xml:space="preserve"> </w:t>
       </w:r>
       <w:r>
-        <w:t xml:space="preserve">(Ezra, 2026-10-27).</w:t>
+        <w:t xml:space="preserve">(Ezra, 2026-10-26).</w:t>
       </w:r>
       <w:r>
         <w:t xml:space="preserve"> </w:t>
@@ -6243,7 +6243,7 @@
         <w:t xml:space="preserve"> </w:t>
       </w:r>
       <w:r>
-        <w:t xml:space="preserve">Do not put it in a separate paragraph.</w:t>
+        <w:t xml:space="preserve">Do not put the alternative in a separate paragraph.</w:t>
       </w:r>
     </w:p>
     <w:p>
